--- a/template/TAL_SIH2026_SIH-A0H-TXXX.docx
+++ b/template/TAL_SIH2026_SIH-A0H-TXXX.docx
@@ -1,6 +1,6 @@
 
 <file path=word/document.xml><?xml version="1.0" encoding="utf-8"?>
-<w:document xmlns:wpc="http://schemas.microsoft.com/office/word/2010/wordprocessingCanvas" xmlns:cx="http://schemas.microsoft.com/office/drawing/2014/chartex" xmlns:cx1="http://schemas.microsoft.com/office/drawing/2015/9/8/chartex" xmlns:cx2="http://schemas.microsoft.com/office/drawing/2015/10/21/chartex" xmlns:cx3="http://schemas.microsoft.com/office/drawing/2016/5/9/chartex" xmlns:cx4="http://schemas.microsoft.com/office/drawing/2016/5/10/chartex" xmlns:cx5="http://schemas.microsoft.com/office/drawing/2016/5/11/chartex" xmlns:cx6="http://schemas.microsoft.com/office/drawing/2016/5/12/chartex" xmlns:cx7="http://schemas.microsoft.com/office/drawing/2016/5/13/chartex" xmlns:cx8="http://schemas.microsoft.com/office/drawing/2016/5/14/chartex" xmlns:mc="http://schemas.openxmlformats.org/markup-compatibility/2006" xmlns:aink="http://schemas.microsoft.com/office/drawing/2016/ink" xmlns:am3d="http://schemas.microsoft.com/office/drawing/2017/model3d" xmlns:o="urn:schemas-microsoft-com:office:office" xmlns:oel="http://schemas.microsoft.com/office/2019/extlst" xmlns:r="http://schemas.openxmlformats.org/officeDocument/2006/relationships" xmlns:m="http://schemas.openxmlformats.org/officeDocument/2006/math" xmlns:v="urn:schemas-microsoft-com:vml" xmlns:wp14="http://schemas.microsoft.com/office/word/2010/wordprocessingDrawing" xmlns:wp="http://schemas.openxmlformats.org/drawingml/2006/wordprocessingDrawing" xmlns:w10="urn:schemas-microsoft-com:office:word" xmlns:w="http://schemas.openxmlformats.org/wordprocessingml/2006/main" xmlns:w14="http://schemas.microsoft.com/office/word/2010/wordml" xmlns:w15="http://schemas.microsoft.com/office/word/2012/wordml" xmlns:w16cex="http://schemas.microsoft.com/office/word/2018/wordml/cex" xmlns:w16cid="http://schemas.microsoft.com/office/word/2016/wordml/cid" xmlns:w16="http://schemas.microsoft.com/office/word/2018/wordml" xmlns:w16du="http://schemas.microsoft.com/office/word/2023/wordml/word16du" xmlns:w16sdtdh="http://schemas.microsoft.com/office/word/2020/wordml/sdtdatahash" xmlns:w16sdtfl="http://schemas.microsoft.com/office/word/2024/wordml/sdtformatlock" xmlns:w16se="http://schemas.microsoft.com/office/word/2015/wordml/symex" xmlns:wpg="http://schemas.microsoft.com/office/word/2010/wordprocessingGroup" xmlns:wpi="http://schemas.microsoft.com/office/word/2010/wordprocessingInk" xmlns:wne="http://schemas.microsoft.com/office/word/2006/wordml" xmlns:wps="http://schemas.microsoft.com/office/word/2010/wordprocessingShape" mc:Ignorable="w14 w15 w16se w16cid w16 w16cex w16sdtdh w16sdtfl w16du wp14">
+<w:document xmlns:wpc="http://schemas.microsoft.com/office/word/2010/wordprocessingCanvas" xmlns:cx="http://schemas.microsoft.com/office/drawing/2014/chartex" xmlns:cx1="http://schemas.microsoft.com/office/drawing/2015/9/8/chartex" xmlns:cx2="http://schemas.microsoft.com/office/drawing/2015/10/21/chartex" xmlns:cx3="http://schemas.microsoft.com/office/drawing/2016/5/9/chartex" xmlns:cx4="http://schemas.microsoft.com/office/drawing/2016/5/10/chartex" xmlns:cx5="http://schemas.microsoft.com/office/drawing/2016/5/11/chartex" xmlns:cx6="http://schemas.microsoft.com/office/drawing/2016/5/12/chartex" xmlns:cx7="http://schemas.microsoft.com/office/drawing/2016/5/13/chartex" xmlns:cx8="http://schemas.microsoft.com/office/drawing/2016/5/14/chartex" xmlns:mc="http://schemas.openxmlformats.org/markup-compatibility/2006" xmlns:aink="http://schemas.microsoft.com/office/drawing/2016/ink" xmlns:am3d="http://schemas.microsoft.com/office/drawing/2017/model3d" xmlns:o="urn:schemas-microsoft-com:office:office" xmlns:r="http://schemas.openxmlformats.org/officeDocument/2006/relationships" xmlns:m="http://schemas.openxmlformats.org/officeDocument/2006/math" xmlns:v="urn:schemas-microsoft-com:vml" xmlns:wp14="http://schemas.microsoft.com/office/word/2010/wordprocessingDrawing" xmlns:wp="http://schemas.openxmlformats.org/drawingml/2006/wordprocessingDrawing" xmlns:w10="urn:schemas-microsoft-com:office:word" xmlns:w="http://schemas.openxmlformats.org/wordprocessingml/2006/main" xmlns:w14="http://schemas.microsoft.com/office/word/2010/wordml" xmlns:w15="http://schemas.microsoft.com/office/word/2012/wordml" xmlns:w16cex="http://schemas.microsoft.com/office/word/2018/wordml/cex" xmlns:w16cid="http://schemas.microsoft.com/office/word/2016/wordml/cid" xmlns:w16="http://schemas.microsoft.com/office/word/2018/wordml" xmlns:w16sdtdh="http://schemas.microsoft.com/office/word/2020/wordml/sdtdatahash" xmlns:w16se="http://schemas.microsoft.com/office/word/2015/wordml/symex" xmlns:wpg="http://schemas.microsoft.com/office/word/2010/wordprocessingGroup" xmlns:wpi="http://schemas.microsoft.com/office/word/2010/wordprocessingInk" xmlns:wne="http://schemas.microsoft.com/office/word/2006/wordml" xmlns:wps="http://schemas.microsoft.com/office/word/2010/wordprocessingShape" mc:Ignorable="w14 w15 w16se w16cid w16 w16cex w16sdtdh wp14">
   <w:body>
     <w:p>
       <w:pPr>
@@ -308,12 +308,12 @@
         <w:tblLook w:val="04A0" w:firstRow="1" w:lastRow="0" w:firstColumn="1" w:lastColumn="0" w:noHBand="0" w:noVBand="1"/>
       </w:tblPr>
       <w:tblGrid>
-        <w:gridCol w:w="1755"/>
-        <w:gridCol w:w="2016"/>
-        <w:gridCol w:w="1404"/>
-        <w:gridCol w:w="1260"/>
-        <w:gridCol w:w="1646"/>
-        <w:gridCol w:w="1022"/>
+        <w:gridCol w:w="1076"/>
+        <w:gridCol w:w="1393"/>
+        <w:gridCol w:w="988"/>
+        <w:gridCol w:w="3735"/>
+        <w:gridCol w:w="1010"/>
+        <w:gridCol w:w="901"/>
         <w:gridCol w:w="1104"/>
       </w:tblGrid>
       <w:tr>
@@ -541,6 +541,16 @@
                 <w:szCs w:val="20"/>
               </w:rPr>
             </w:pPr>
+            <w:r>
+              <w:rPr>
+                <w:rFonts w:ascii="Arial" w:hAnsi="Arial" w:cs="Arial"/>
+                <w:color w:val="0F172A"/>
+                <w:sz w:val="20"/>
+                <w:szCs w:val="20"/>
+                <w:shd w:val="clear" w:color="auto" w:fill="F8FAFC"/>
+              </w:rPr>
+              <w:t>Mahakisore M</w:t>
+            </w:r>
           </w:p>
         </w:tc>
         <w:tc>
@@ -558,6 +568,14 @@
                 <w:szCs w:val="20"/>
               </w:rPr>
             </w:pPr>
+            <w:r>
+              <w:rPr>
+                <w:rFonts w:cstheme="minorHAnsi"/>
+                <w:sz w:val="20"/>
+                <w:szCs w:val="20"/>
+              </w:rPr>
+              <w:t>Male</w:t>
+            </w:r>
           </w:p>
         </w:tc>
         <w:tc>
@@ -575,6 +593,14 @@
                 <w:szCs w:val="20"/>
               </w:rPr>
             </w:pPr>
+            <w:r>
+              <w:rPr>
+                <w:rFonts w:cstheme="minorHAnsi"/>
+                <w:sz w:val="20"/>
+                <w:szCs w:val="20"/>
+              </w:rPr>
+              <w:t>cb.sc.u4aie24333@cb.students.amrita.edu</w:t>
+            </w:r>
           </w:p>
         </w:tc>
         <w:tc>
@@ -592,6 +618,14 @@
                 <w:szCs w:val="20"/>
               </w:rPr>
             </w:pPr>
+            <w:r>
+              <w:rPr>
+                <w:rFonts w:cstheme="minorHAnsi"/>
+                <w:sz w:val="20"/>
+                <w:szCs w:val="20"/>
+              </w:rPr>
+              <w:t>93455 15674</w:t>
+            </w:r>
           </w:p>
         </w:tc>
         <w:tc>
@@ -609,6 +643,14 @@
                 <w:szCs w:val="20"/>
               </w:rPr>
             </w:pPr>
+            <w:r>
+              <w:rPr>
+                <w:rFonts w:cstheme="minorHAnsi"/>
+                <w:sz w:val="20"/>
+                <w:szCs w:val="20"/>
+              </w:rPr>
+              <w:t>CSE(AI)</w:t>
+            </w:r>
           </w:p>
         </w:tc>
         <w:tc>
@@ -626,6 +668,14 @@
                 <w:szCs w:val="20"/>
               </w:rPr>
             </w:pPr>
+            <w:r>
+              <w:rPr>
+                <w:rFonts w:cstheme="minorHAnsi"/>
+                <w:sz w:val="20"/>
+                <w:szCs w:val="20"/>
+              </w:rPr>
+              <w:t>2024-28</w:t>
+            </w:r>
           </w:p>
         </w:tc>
       </w:tr>
@@ -673,6 +723,16 @@
                 <w:szCs w:val="20"/>
               </w:rPr>
             </w:pPr>
+            <w:r>
+              <w:rPr>
+                <w:rFonts w:ascii="Arial" w:hAnsi="Arial" w:cs="Arial"/>
+                <w:color w:val="0F172A"/>
+                <w:sz w:val="20"/>
+                <w:szCs w:val="20"/>
+                <w:shd w:val="clear" w:color="auto" w:fill="F8FAFC"/>
+              </w:rPr>
+              <w:t>Ramkumar K R </w:t>
+            </w:r>
           </w:p>
         </w:tc>
         <w:tc>
@@ -690,6 +750,14 @@
                 <w:szCs w:val="20"/>
               </w:rPr>
             </w:pPr>
+            <w:r>
+              <w:rPr>
+                <w:rFonts w:cstheme="minorHAnsi"/>
+                <w:sz w:val="20"/>
+                <w:szCs w:val="20"/>
+              </w:rPr>
+              <w:t>Male</w:t>
+            </w:r>
           </w:p>
         </w:tc>
         <w:tc>
@@ -707,6 +775,30 @@
                 <w:szCs w:val="20"/>
               </w:rPr>
             </w:pPr>
+            <w:r>
+              <w:rPr>
+                <w:rFonts w:cstheme="minorHAnsi"/>
+                <w:sz w:val="20"/>
+                <w:szCs w:val="20"/>
+              </w:rPr>
+              <w:t>cb.sc.u4aie24</w:t>
+            </w:r>
+            <w:r>
+              <w:rPr>
+                <w:rFonts w:cstheme="minorHAnsi"/>
+                <w:sz w:val="20"/>
+                <w:szCs w:val="20"/>
+              </w:rPr>
+              <w:t>042</w:t>
+            </w:r>
+            <w:r>
+              <w:rPr>
+                <w:rFonts w:cstheme="minorHAnsi"/>
+                <w:sz w:val="20"/>
+                <w:szCs w:val="20"/>
+              </w:rPr>
+              <w:t>@cb.students.amrita.edu</w:t>
+            </w:r>
           </w:p>
         </w:tc>
         <w:tc>
@@ -724,6 +816,14 @@
                 <w:szCs w:val="20"/>
               </w:rPr>
             </w:pPr>
+            <w:r>
+              <w:rPr>
+                <w:rFonts w:cstheme="minorHAnsi"/>
+                <w:sz w:val="20"/>
+                <w:szCs w:val="20"/>
+              </w:rPr>
+              <w:t>83003 58150</w:t>
+            </w:r>
           </w:p>
         </w:tc>
         <w:tc>
@@ -741,6 +841,14 @@
                 <w:szCs w:val="20"/>
               </w:rPr>
             </w:pPr>
+            <w:r>
+              <w:rPr>
+                <w:rFonts w:cstheme="minorHAnsi"/>
+                <w:sz w:val="20"/>
+                <w:szCs w:val="20"/>
+              </w:rPr>
+              <w:t>CSE(AI)</w:t>
+            </w:r>
           </w:p>
         </w:tc>
         <w:tc>
@@ -758,6 +866,14 @@
                 <w:szCs w:val="20"/>
               </w:rPr>
             </w:pPr>
+            <w:r>
+              <w:rPr>
+                <w:rFonts w:cstheme="minorHAnsi"/>
+                <w:sz w:val="20"/>
+                <w:szCs w:val="20"/>
+              </w:rPr>
+              <w:t>2024-28</w:t>
+            </w:r>
           </w:p>
         </w:tc>
       </w:tr>
@@ -805,6 +921,16 @@
                 <w:szCs w:val="20"/>
               </w:rPr>
             </w:pPr>
+            <w:r>
+              <w:rPr>
+                <w:rFonts w:ascii="Arial" w:hAnsi="Arial" w:cs="Arial"/>
+                <w:color w:val="0F172A"/>
+                <w:sz w:val="20"/>
+                <w:szCs w:val="20"/>
+                <w:shd w:val="clear" w:color="auto" w:fill="F8FAFC"/>
+              </w:rPr>
+              <w:t>Jaswanth Saravanan</w:t>
+            </w:r>
           </w:p>
         </w:tc>
         <w:tc>
@@ -822,6 +948,14 @@
                 <w:szCs w:val="20"/>
               </w:rPr>
             </w:pPr>
+            <w:r>
+              <w:rPr>
+                <w:rFonts w:cstheme="minorHAnsi"/>
+                <w:sz w:val="20"/>
+                <w:szCs w:val="20"/>
+              </w:rPr>
+              <w:t>Male</w:t>
+            </w:r>
           </w:p>
         </w:tc>
         <w:tc>
@@ -839,6 +973,30 @@
                 <w:szCs w:val="20"/>
               </w:rPr>
             </w:pPr>
+            <w:r>
+              <w:rPr>
+                <w:rFonts w:cstheme="minorHAnsi"/>
+                <w:sz w:val="20"/>
+                <w:szCs w:val="20"/>
+              </w:rPr>
+              <w:t>cb.sc.u4aie243</w:t>
+            </w:r>
+            <w:r>
+              <w:rPr>
+                <w:rFonts w:cstheme="minorHAnsi"/>
+                <w:sz w:val="20"/>
+                <w:szCs w:val="20"/>
+              </w:rPr>
+              <w:t>24</w:t>
+            </w:r>
+            <w:r>
+              <w:rPr>
+                <w:rFonts w:cstheme="minorHAnsi"/>
+                <w:sz w:val="20"/>
+                <w:szCs w:val="20"/>
+              </w:rPr>
+              <w:t>@cb.students.amrita.edu</w:t>
+            </w:r>
           </w:p>
         </w:tc>
         <w:tc>
@@ -856,6 +1014,14 @@
                 <w:szCs w:val="20"/>
               </w:rPr>
             </w:pPr>
+            <w:r>
+              <w:rPr>
+                <w:rFonts w:cstheme="minorHAnsi"/>
+                <w:sz w:val="20"/>
+                <w:szCs w:val="20"/>
+              </w:rPr>
+              <w:t>63811 46811</w:t>
+            </w:r>
           </w:p>
         </w:tc>
         <w:tc>
@@ -873,6 +1039,14 @@
                 <w:szCs w:val="20"/>
               </w:rPr>
             </w:pPr>
+            <w:r>
+              <w:rPr>
+                <w:rFonts w:cstheme="minorHAnsi"/>
+                <w:sz w:val="20"/>
+                <w:szCs w:val="20"/>
+              </w:rPr>
+              <w:t>CSE(AI)</w:t>
+            </w:r>
           </w:p>
         </w:tc>
         <w:tc>
@@ -890,6 +1064,14 @@
                 <w:szCs w:val="20"/>
               </w:rPr>
             </w:pPr>
+            <w:r>
+              <w:rPr>
+                <w:rFonts w:cstheme="minorHAnsi"/>
+                <w:sz w:val="20"/>
+                <w:szCs w:val="20"/>
+              </w:rPr>
+              <w:t>2024-28</w:t>
+            </w:r>
           </w:p>
         </w:tc>
       </w:tr>
@@ -937,6 +1119,16 @@
                 <w:szCs w:val="20"/>
               </w:rPr>
             </w:pPr>
+            <w:r>
+              <w:rPr>
+                <w:rFonts w:ascii="Arial" w:hAnsi="Arial" w:cs="Arial"/>
+                <w:color w:val="0F172A"/>
+                <w:sz w:val="20"/>
+                <w:szCs w:val="20"/>
+                <w:shd w:val="clear" w:color="auto" w:fill="F8FAFC"/>
+              </w:rPr>
+              <w:t>Maalika P </w:t>
+            </w:r>
           </w:p>
         </w:tc>
         <w:tc>
@@ -954,6 +1146,22 @@
                 <w:szCs w:val="20"/>
               </w:rPr>
             </w:pPr>
+            <w:r>
+              <w:rPr>
+                <w:rFonts w:cstheme="minorHAnsi"/>
+                <w:sz w:val="20"/>
+                <w:szCs w:val="20"/>
+              </w:rPr>
+              <w:t>Fem</w:t>
+            </w:r>
+            <w:r>
+              <w:rPr>
+                <w:rFonts w:cstheme="minorHAnsi"/>
+                <w:sz w:val="20"/>
+                <w:szCs w:val="20"/>
+              </w:rPr>
+              <w:t>ale</w:t>
+            </w:r>
           </w:p>
         </w:tc>
         <w:tc>
@@ -971,6 +1179,30 @@
                 <w:szCs w:val="20"/>
               </w:rPr>
             </w:pPr>
+            <w:r>
+              <w:rPr>
+                <w:rFonts w:cstheme="minorHAnsi"/>
+                <w:sz w:val="20"/>
+                <w:szCs w:val="20"/>
+              </w:rPr>
+              <w:t>cb.sc.u4aie2433</w:t>
+            </w:r>
+            <w:r>
+              <w:rPr>
+                <w:rFonts w:cstheme="minorHAnsi"/>
+                <w:sz w:val="20"/>
+                <w:szCs w:val="20"/>
+              </w:rPr>
+              <w:t>2</w:t>
+            </w:r>
+            <w:r>
+              <w:rPr>
+                <w:rFonts w:cstheme="minorHAnsi"/>
+                <w:sz w:val="20"/>
+                <w:szCs w:val="20"/>
+              </w:rPr>
+              <w:t>@cb.students.amrita.edu</w:t>
+            </w:r>
           </w:p>
         </w:tc>
         <w:tc>
@@ -988,6 +1220,14 @@
                 <w:szCs w:val="20"/>
               </w:rPr>
             </w:pPr>
+            <w:r>
+              <w:rPr>
+                <w:rFonts w:cstheme="minorHAnsi"/>
+                <w:sz w:val="20"/>
+                <w:szCs w:val="20"/>
+              </w:rPr>
+              <w:t>866 776 9641</w:t>
+            </w:r>
           </w:p>
         </w:tc>
         <w:tc>
@@ -1005,6 +1245,14 @@
                 <w:szCs w:val="20"/>
               </w:rPr>
             </w:pPr>
+            <w:r>
+              <w:rPr>
+                <w:rFonts w:cstheme="minorHAnsi"/>
+                <w:sz w:val="20"/>
+                <w:szCs w:val="20"/>
+              </w:rPr>
+              <w:t>CSE(AI)</w:t>
+            </w:r>
           </w:p>
         </w:tc>
         <w:tc>
@@ -1022,6 +1270,14 @@
                 <w:szCs w:val="20"/>
               </w:rPr>
             </w:pPr>
+            <w:r>
+              <w:rPr>
+                <w:rFonts w:cstheme="minorHAnsi"/>
+                <w:sz w:val="20"/>
+                <w:szCs w:val="20"/>
+              </w:rPr>
+              <w:t>2024-28</w:t>
+            </w:r>
           </w:p>
         </w:tc>
       </w:tr>
@@ -1069,6 +1325,26 @@
                 <w:szCs w:val="20"/>
               </w:rPr>
             </w:pPr>
+            <w:r>
+              <w:rPr>
+                <w:rFonts w:ascii="Arial" w:hAnsi="Arial" w:cs="Arial"/>
+                <w:color w:val="0F172A"/>
+                <w:sz w:val="20"/>
+                <w:szCs w:val="20"/>
+                <w:shd w:val="clear" w:color="auto" w:fill="F8FAFC"/>
+              </w:rPr>
+              <w:t xml:space="preserve">M </w:t>
+            </w:r>
+            <w:r>
+              <w:rPr>
+                <w:rFonts w:ascii="Arial" w:hAnsi="Arial" w:cs="Arial"/>
+                <w:color w:val="0F172A"/>
+                <w:sz w:val="20"/>
+                <w:szCs w:val="20"/>
+                <w:shd w:val="clear" w:color="auto" w:fill="F8FAFC"/>
+              </w:rPr>
+              <w:t xml:space="preserve">Mithul Pranav </w:t>
+            </w:r>
           </w:p>
         </w:tc>
         <w:tc>
@@ -1086,6 +1362,14 @@
                 <w:szCs w:val="20"/>
               </w:rPr>
             </w:pPr>
+            <w:r>
+              <w:rPr>
+                <w:rFonts w:cstheme="minorHAnsi"/>
+                <w:sz w:val="20"/>
+                <w:szCs w:val="20"/>
+              </w:rPr>
+              <w:t>Male</w:t>
+            </w:r>
           </w:p>
         </w:tc>
         <w:tc>
@@ -1103,6 +1387,30 @@
                 <w:szCs w:val="20"/>
               </w:rPr>
             </w:pPr>
+            <w:r>
+              <w:rPr>
+                <w:rFonts w:cstheme="minorHAnsi"/>
+                <w:sz w:val="20"/>
+                <w:szCs w:val="20"/>
+              </w:rPr>
+              <w:t>cb.sc.u4aie2433</w:t>
+            </w:r>
+            <w:r>
+              <w:rPr>
+                <w:rFonts w:cstheme="minorHAnsi"/>
+                <w:sz w:val="20"/>
+                <w:szCs w:val="20"/>
+              </w:rPr>
+              <w:t>1</w:t>
+            </w:r>
+            <w:r>
+              <w:rPr>
+                <w:rFonts w:cstheme="minorHAnsi"/>
+                <w:sz w:val="20"/>
+                <w:szCs w:val="20"/>
+              </w:rPr>
+              <w:t>@cb.students.amrita.edu</w:t>
+            </w:r>
           </w:p>
         </w:tc>
         <w:tc>
@@ -1120,6 +1428,14 @@
                 <w:szCs w:val="20"/>
               </w:rPr>
             </w:pPr>
+            <w:r>
+              <w:rPr>
+                <w:rFonts w:cstheme="minorHAnsi"/>
+                <w:sz w:val="20"/>
+                <w:szCs w:val="20"/>
+              </w:rPr>
+              <w:t>8072 017 431</w:t>
+            </w:r>
           </w:p>
         </w:tc>
         <w:tc>
@@ -1137,6 +1453,14 @@
                 <w:szCs w:val="20"/>
               </w:rPr>
             </w:pPr>
+            <w:r>
+              <w:rPr>
+                <w:rFonts w:cstheme="minorHAnsi"/>
+                <w:sz w:val="20"/>
+                <w:szCs w:val="20"/>
+              </w:rPr>
+              <w:t>CSE(AI)</w:t>
+            </w:r>
           </w:p>
         </w:tc>
         <w:tc>
@@ -1154,6 +1478,14 @@
                 <w:szCs w:val="20"/>
               </w:rPr>
             </w:pPr>
+            <w:r>
+              <w:rPr>
+                <w:rFonts w:cstheme="minorHAnsi"/>
+                <w:sz w:val="20"/>
+                <w:szCs w:val="20"/>
+              </w:rPr>
+              <w:t>2024-28</w:t>
+            </w:r>
           </w:p>
         </w:tc>
       </w:tr>
@@ -1201,6 +1533,16 @@
                 <w:szCs w:val="20"/>
               </w:rPr>
             </w:pPr>
+            <w:r>
+              <w:rPr>
+                <w:rFonts w:ascii="Arial" w:hAnsi="Arial" w:cs="Arial"/>
+                <w:color w:val="0F172A"/>
+                <w:sz w:val="20"/>
+                <w:szCs w:val="20"/>
+                <w:shd w:val="clear" w:color="auto" w:fill="F8FAFC"/>
+              </w:rPr>
+              <w:t>Vaishak T </w:t>
+            </w:r>
           </w:p>
         </w:tc>
         <w:tc>
@@ -1218,6 +1560,14 @@
                 <w:szCs w:val="20"/>
               </w:rPr>
             </w:pPr>
+            <w:r>
+              <w:rPr>
+                <w:rFonts w:cstheme="minorHAnsi"/>
+                <w:sz w:val="20"/>
+                <w:szCs w:val="20"/>
+              </w:rPr>
+              <w:t>Male</w:t>
+            </w:r>
           </w:p>
         </w:tc>
         <w:tc>
@@ -1235,6 +1585,46 @@
                 <w:szCs w:val="20"/>
               </w:rPr>
             </w:pPr>
+            <w:r>
+              <w:rPr>
+                <w:rFonts w:cstheme="minorHAnsi"/>
+                <w:sz w:val="20"/>
+                <w:szCs w:val="20"/>
+              </w:rPr>
+              <w:t>cb.</w:t>
+            </w:r>
+            <w:r>
+              <w:rPr>
+                <w:rFonts w:cstheme="minorHAnsi"/>
+                <w:sz w:val="20"/>
+                <w:szCs w:val="20"/>
+              </w:rPr>
+              <w:t>en</w:t>
+            </w:r>
+            <w:r>
+              <w:rPr>
+                <w:rFonts w:cstheme="minorHAnsi"/>
+                <w:sz w:val="20"/>
+                <w:szCs w:val="20"/>
+              </w:rPr>
+              <w:t>.u4aie24</w:t>
+            </w:r>
+            <w:r>
+              <w:rPr>
+                <w:rFonts w:cstheme="minorHAnsi"/>
+                <w:sz w:val="20"/>
+                <w:szCs w:val="20"/>
+              </w:rPr>
+              <w:t>156</w:t>
+            </w:r>
+            <w:r>
+              <w:rPr>
+                <w:rFonts w:cstheme="minorHAnsi"/>
+                <w:sz w:val="20"/>
+                <w:szCs w:val="20"/>
+              </w:rPr>
+              <w:t>@cb.students.amrita.edu</w:t>
+            </w:r>
           </w:p>
         </w:tc>
         <w:tc>
@@ -1252,6 +1642,14 @@
                 <w:szCs w:val="20"/>
               </w:rPr>
             </w:pPr>
+            <w:r>
+              <w:rPr>
+                <w:rFonts w:cstheme="minorHAnsi"/>
+                <w:sz w:val="20"/>
+                <w:szCs w:val="20"/>
+              </w:rPr>
+              <w:t>63854 96770</w:t>
+            </w:r>
           </w:p>
         </w:tc>
         <w:tc>
@@ -1269,6 +1667,14 @@
                 <w:szCs w:val="20"/>
               </w:rPr>
             </w:pPr>
+            <w:r>
+              <w:rPr>
+                <w:rFonts w:cstheme="minorHAnsi"/>
+                <w:sz w:val="20"/>
+                <w:szCs w:val="20"/>
+              </w:rPr>
+              <w:t>CCE</w:t>
+            </w:r>
           </w:p>
         </w:tc>
         <w:tc>
@@ -1286,6 +1692,14 @@
                 <w:szCs w:val="20"/>
               </w:rPr>
             </w:pPr>
+            <w:r>
+              <w:rPr>
+                <w:rFonts w:cstheme="minorHAnsi"/>
+                <w:sz w:val="20"/>
+                <w:szCs w:val="20"/>
+              </w:rPr>
+              <w:t>2024-28</w:t>
+            </w:r>
           </w:p>
         </w:tc>
       </w:tr>
@@ -1392,7 +1806,7 @@
 </file>
 
 <file path=word/styles.xml><?xml version="1.0" encoding="utf-8"?>
-<w:styles xmlns:mc="http://schemas.openxmlformats.org/markup-compatibility/2006" xmlns:r="http://schemas.openxmlformats.org/officeDocument/2006/relationships" xmlns:w="http://schemas.openxmlformats.org/wordprocessingml/2006/main" xmlns:w14="http://schemas.microsoft.com/office/word/2010/wordml" xmlns:w15="http://schemas.microsoft.com/office/word/2012/wordml" xmlns:w16cex="http://schemas.microsoft.com/office/word/2018/wordml/cex" xmlns:w16cid="http://schemas.microsoft.com/office/word/2016/wordml/cid" xmlns:w16="http://schemas.microsoft.com/office/word/2018/wordml" xmlns:w16du="http://schemas.microsoft.com/office/word/2023/wordml/word16du" xmlns:w16sdtdh="http://schemas.microsoft.com/office/word/2020/wordml/sdtdatahash" xmlns:w16sdtfl="http://schemas.microsoft.com/office/word/2024/wordml/sdtformatlock" xmlns:w16se="http://schemas.microsoft.com/office/word/2015/wordml/symex" mc:Ignorable="w14 w15 w16se w16cid w16 w16cex w16sdtdh w16sdtfl w16du">
+<w:styles xmlns:mc="http://schemas.openxmlformats.org/markup-compatibility/2006" xmlns:r="http://schemas.openxmlformats.org/officeDocument/2006/relationships" xmlns:w="http://schemas.openxmlformats.org/wordprocessingml/2006/main" xmlns:w14="http://schemas.microsoft.com/office/word/2010/wordml" xmlns:w15="http://schemas.microsoft.com/office/word/2012/wordml" xmlns:w16cex="http://schemas.microsoft.com/office/word/2018/wordml/cex" xmlns:w16cid="http://schemas.microsoft.com/office/word/2016/wordml/cid" xmlns:w16="http://schemas.microsoft.com/office/word/2018/wordml" xmlns:w16sdtdh="http://schemas.microsoft.com/office/word/2020/wordml/sdtdatahash" xmlns:w16se="http://schemas.microsoft.com/office/word/2015/wordml/symex" mc:Ignorable="w14 w15 w16se w16cid w16 w16cex w16sdtdh">
   <w:docDefaults>
     <w:rPrDefault>
       <w:rPr>
